--- a/az/wisdom-stories/dervishs-long-spoons.docx
+++ b/az/wisdom-stories/dervishs-long-spoons.docx
@@ -165,7 +165,7 @@
         <w:rPr>
           <w:lang/>
         </w:rPr>
-        <w:t xml:space="preserve"> Sevgi yalnız sözdə deyil, qayğı göstərən əməldə görünür. Bir-birimizin ehtiyacını görəndə və köməyimizi əsirgəməyəndə çətinliyi birlikdə aşa bilərik.</w:t>
+        <w:t xml:space="preserve"> Sevgi yalnız sözdə deyil, qayğıkeş əməllərdə görünür. Bir-birimizin ehtiyacını görəndə və köməyimizi əsirgəməyəndə çətinliyi birlikdə aşa bilərik.</w:t>
       </w:r>
     </w:p>
     <w:p>
